--- a/download/Service_Price_List_Arabic.docx
+++ b/download/Service_Price_List_Arabic.docx
@@ -37,7 +37,7 @@
           <w:szCs w:val="20"/>
           <w:rtl/>
         </w:rPr>
-        <w:t xml:space="preserve">تحليل بيانات احترافي  |  تقارير Excel  |  أنظمة نقاط البيع  |  كتابة السيرة الذاتية</w:t>
+        <w:t xml:space="preserve">تحليل بيانات احترافي  |  تقارير Excel  |  أنظمة نقاط البيع  |  السيرة الذاتية والبطاقات الرقمية</w:t>
       </w:r>
     </w:p>
     <w:p>
@@ -2509,7 +2509,7 @@
           <w:szCs w:val="26"/>
           <w:rtl/>
         </w:rPr>
-        <w:t xml:space="preserve">كتابة السيرة الذاتية (CV)</w:t>
+        <w:t xml:space="preserve">السيرة الذاتية والبطاقات الرقمية</w:t>
       </w:r>
     </w:p>
     <w:p>
@@ -2526,7 +2526,7 @@
           <w:szCs w:val="19"/>
           <w:rtl/>
         </w:rPr>
-        <w:t xml:space="preserve">تميزوا عن الآخرين بسيرة ذاتية احترافية. تنسيق متوافق مع أنظمة ATS وصياغة قوية ومصممة لوظيفتكم المستهدفة.</w:t>
+        <w:t xml:space="preserve">تميزوا عن الآخرين بسيرة ذاتية احترافية، أو اذهبوا أبعد بموقعكم الشخصي. شاركوا رابطاً بدل ملف — ضغطة واحدة وأصحاب العمل يتواصلون معكم.</w:t>
       </w:r>
     </w:p>
     <w:tbl>
@@ -2795,7 +2795,7 @@
                 <w:szCs w:val="18"/>
                 <w:rtl/>
               </w:rPr>
-              <w:t xml:space="preserve">200 د.إ</w:t>
+              <w:t xml:space="preserve">300 د.إ</w:t>
             </w:r>
           </w:p>
           <w:p>
@@ -2812,7 +2812,7 @@
                 <w:szCs w:val="22"/>
                 <w:rtl/>
               </w:rPr>
-              <w:t xml:space="preserve">100 د.إ</w:t>
+              <w:t xml:space="preserve">150 د.إ</w:t>
             </w:r>
           </w:p>
         </w:tc>
@@ -2846,7 +2846,7 @@
                 <w:szCs w:val="20"/>
                 <w:rtl/>
               </w:rPr>
-              <w:t xml:space="preserve">سيرة ذاتية احترافية + تحسين ملف LinkedIn</w:t>
+              <w:t xml:space="preserve">موقعكم الشخصي كسيرة ذاتية تفاعلية + رابط للمشاركة + متوافق مع الجوال + تواصل بضغطة واحدة</w:t>
             </w:r>
           </w:p>
         </w:tc>
@@ -2880,7 +2880,7 @@
                 <w:szCs w:val="20"/>
                 <w:rtl/>
               </w:rPr>
-              <w:t xml:space="preserve">سيرة ذاتية + LinkedIn</w:t>
+              <w:t xml:space="preserve">بطاقة رقمية (موقع)</w:t>
             </w:r>
           </w:p>
         </w:tc>
@@ -3559,7 +3559,7 @@
           <w:szCs w:val="20"/>
           <w:rtl/>
         </w:rPr>
-        <w:t xml:space="preserve">أبني لكم تقريركم أو نظامكم المخصص خلال المدة المتفق عليها.</w:t>
+        <w:t xml:space="preserve">أبني لكم تقريركم أو نظامكم أو سيرتكم الذاتية أو بطاقتكم الرقمية خلال المدة المتفق عليها.</w:t>
       </w:r>
     </w:p>
     <w:p>
